--- a/templates/座位表-範本.docx
+++ b/templates/座位表-範本.docx
@@ -139,24 +139,6 @@
           <w:sz w:val="36"/>
           <w:szCs w:val="28"/>
         </w:rPr>
-        <w:t/>
-      </w:r>
-      <w:r>
-        <w:rPr>
-          <w:rFonts w:ascii="微軟正黑體" w:eastAsia="微軟正黑體" w:hAnsi="微軟正黑體" w:hint="eastAsia"/>
-          <w:b/>
-          <w:sz w:val="36"/>
-          <w:szCs w:val="28"/>
-        </w:rPr>
-        <w:t/>
-      </w:r>
-      <w:r>
-        <w:rPr>
-          <w:rFonts w:ascii="微軟正黑體" w:eastAsia="微軟正黑體" w:hAnsi="微軟正黑體" w:hint="eastAsia"/>
-          <w:b/>
-          <w:sz w:val="36"/>
-          <w:szCs w:val="28"/>
-        </w:rPr>
         <w:t>{term}</w:t>
       </w:r>
       <w:r>
@@ -818,12 +800,11 @@
       </w:tr>
       <w:tr>
         <w:trPr>
-          <w:trHeight w:val="1695"/>
+          <w:trHeight w:val="3476"/>
         </w:trPr>
         <w:tc>
           <w:tcPr>
             <w:tcW w:w="546" w:type="dxa"/>
-            <w:vMerge w:val="restart"/>
             <w:tcBorders>
               <w:top w:val="single" w:sz="4" w:space="0" w:color="auto"/>
             </w:tcBorders>
@@ -852,33 +833,31 @@
             <w:tcW w:w="1590" w:type="dxa"/>
             <w:tcBorders>
               <w:top w:val="single" w:sz="4" w:space="0" w:color="auto"/>
-              <w:bottom w:val="single" w:sz="4" w:space="0" w:color="auto"/>
-              <w:right w:val="single" w:sz="4" w:space="0" w:color="auto"/>
-            </w:tcBorders>
-          </w:tcPr>
-          <w:p>
-            <w:pPr>
-              <w:jc w:val="center"/>
-              <w:rPr>
-                <w:rFonts w:ascii="標楷體" w:eastAsia="標楷體" w:hAnsi="標楷體" w:cs="新細明體"/>
-                <w:bCs/>
-                <w:szCs w:val="20"/>
-              </w:rPr>
-            </w:pPr>
-            <w:r>
-              <w:rPr>
-                <w:rFonts w:ascii="標楷體" w:eastAsia="標楷體" w:hAnsi="標楷體" w:cs="新細明體" w:hint="eastAsia"/>
-                <w:bCs/>
-                <w:szCs w:val="20"/>
-              </w:rPr>
-              <w:t>{s1}</w:t>
-            </w:r>
-          </w:p>
-        </w:tc>
-        <w:tc>
-          <w:tcPr>
-            <w:tcW w:w="1590" w:type="dxa"/>
-            <w:vMerge w:val="restart"/>
+              <w:right w:val="single" w:sz="4" w:space="0" w:color="auto"/>
+            </w:tcBorders>
+          </w:tcPr>
+          <w:p>
+            <w:pPr>
+              <w:jc w:val="center"/>
+              <w:rPr>
+                <w:rFonts w:ascii="標楷體" w:eastAsia="標楷體" w:hAnsi="標楷體" w:cs="新細明體"/>
+                <w:bCs/>
+                <w:szCs w:val="20"/>
+              </w:rPr>
+            </w:pPr>
+            <w:r>
+              <w:rPr>
+                <w:rFonts w:ascii="標楷體" w:eastAsia="標楷體" w:hAnsi="標楷體" w:cs="新細明體"/>
+                <w:bCs/>
+                <w:szCs w:val="20"/>
+              </w:rPr>
+              <w:t xml:space="preserve">{d1}</w:t>
+            </w:r>
+          </w:p>
+        </w:tc>
+        <w:tc>
+          <w:tcPr>
+            <w:tcW w:w="1590" w:type="dxa"/>
             <w:tcBorders>
               <w:top w:val="single" w:sz="4" w:space="0" w:color="auto"/>
               <w:left w:val="single" w:sz="4" w:space="0" w:color="auto"/>
@@ -898,18 +877,17 @@
             </w:pPr>
             <w:r>
               <w:rPr>
-                <w:rFonts w:ascii="標楷體" w:eastAsia="標楷體" w:hAnsi="標楷體" w:cs="新細明體" w:hint="eastAsia"/>
-                <w:bCs/>
-                <w:szCs w:val="20"/>
-              </w:rPr>
-              <w:t>{s3}</w:t>
-            </w:r>
-          </w:p>
-        </w:tc>
-        <w:tc>
-          <w:tcPr>
-            <w:tcW w:w="1590" w:type="dxa"/>
-            <w:vMerge w:val="restart"/>
+                <w:rFonts w:ascii="標楷體" w:eastAsia="標楷體" w:hAnsi="標楷體" w:cs="新細明體"/>
+                <w:bCs/>
+                <w:szCs w:val="20"/>
+              </w:rPr>
+              <w:t xml:space="preserve">{d2}</w:t>
+            </w:r>
+          </w:p>
+        </w:tc>
+        <w:tc>
+          <w:tcPr>
+            <w:tcW w:w="1590" w:type="dxa"/>
             <w:tcBorders>
               <w:top w:val="single" w:sz="4" w:space="0" w:color="auto"/>
               <w:right w:val="single" w:sz="4" w:space="0" w:color="auto"/>
@@ -929,21 +907,20 @@
             </w:pPr>
             <w:r>
               <w:rPr>
-                <w:rFonts w:ascii="標楷體" w:eastAsia="標楷體" w:hAnsi="標楷體" w:cs="新細明體" w:hint="eastAsia"/>
-                <w:bCs/>
-                <w:szCs w:val="20"/>
-              </w:rPr>
-              <w:t>{s4}</w:t>
-            </w:r>
-          </w:p>
-        </w:tc>
-        <w:tc>
-          <w:tcPr>
-            <w:tcW w:w="1590" w:type="dxa"/>
-            <w:tcBorders>
-              <w:top w:val="single" w:sz="4" w:space="0" w:color="auto"/>
-              <w:left w:val="single" w:sz="4" w:space="0" w:color="auto"/>
-              <w:bottom w:val="single" w:sz="4" w:space="0" w:color="auto"/>
+                <w:rFonts w:ascii="標楷體" w:eastAsia="標楷體" w:hAnsi="標楷體" w:cs="新細明體"/>
+                <w:bCs/>
+                <w:szCs w:val="20"/>
+              </w:rPr>
+              <w:t xml:space="preserve">{d3}</w:t>
+            </w:r>
+          </w:p>
+        </w:tc>
+        <w:tc>
+          <w:tcPr>
+            <w:tcW w:w="1590" w:type="dxa"/>
+            <w:tcBorders>
+              <w:top w:val="single" w:sz="4" w:space="0" w:color="auto"/>
+              <w:left w:val="single" w:sz="4" w:space="0" w:color="auto"/>
             </w:tcBorders>
           </w:tcPr>
           <w:p>
@@ -960,18 +937,17 @@
             </w:pPr>
             <w:r>
               <w:rPr>
-                <w:rFonts w:ascii="標楷體" w:eastAsia="標楷體" w:hAnsi="標楷體" w:cs="新細明體" w:hint="eastAsia"/>
-                <w:bCs/>
-                <w:szCs w:val="20"/>
-              </w:rPr>
-              <w:t>{s5}</w:t>
+                <w:rFonts w:ascii="標楷體" w:eastAsia="標楷體" w:hAnsi="標楷體" w:cs="新細明體"/>
+                <w:bCs/>
+                <w:szCs w:val="20"/>
+              </w:rPr>
+              <w:t xml:space="preserve">{d4}</w:t>
             </w:r>
           </w:p>
         </w:tc>
         <w:tc>
           <w:tcPr>
             <w:tcW w:w="1591" w:type="dxa"/>
-            <w:vMerge w:val="restart"/>
             <w:tcBorders>
               <w:top w:val="single" w:sz="4" w:space="0" w:color="auto"/>
               <w:right w:val="single" w:sz="4" w:space="0" w:color="auto"/>
@@ -991,18 +967,17 @@
             </w:pPr>
             <w:r>
               <w:rPr>
-                <w:rFonts w:ascii="標楷體" w:eastAsia="標楷體" w:hAnsi="標楷體" w:cs="新細明體" w:hint="eastAsia"/>
-                <w:bCs/>
-                <w:szCs w:val="20"/>
-              </w:rPr>
-              <w:t>{s7}</w:t>
-            </w:r>
-          </w:p>
-        </w:tc>
-        <w:tc>
-          <w:tcPr>
-            <w:tcW w:w="1590" w:type="dxa"/>
-            <w:vMerge w:val="restart"/>
+                <w:rFonts w:ascii="標楷體" w:eastAsia="標楷體" w:hAnsi="標楷體" w:cs="新細明體"/>
+                <w:bCs/>
+                <w:szCs w:val="20"/>
+              </w:rPr>
+              <w:t xml:space="preserve">{d5}</w:t>
+            </w:r>
+          </w:p>
+        </w:tc>
+        <w:tc>
+          <w:tcPr>
+            <w:tcW w:w="1590" w:type="dxa"/>
             <w:tcBorders>
               <w:top w:val="single" w:sz="4" w:space="0" w:color="auto"/>
               <w:left w:val="single" w:sz="4" w:space="0" w:color="auto"/>
@@ -1022,20 +997,19 @@
             </w:pPr>
             <w:r>
               <w:rPr>
-                <w:rFonts w:ascii="標楷體" w:eastAsia="標楷體" w:hAnsi="標楷體" w:cs="新細明體" w:hint="eastAsia"/>
-                <w:bCs/>
-                <w:szCs w:val="20"/>
-              </w:rPr>
-              <w:t>{s8}</w:t>
-            </w:r>
-          </w:p>
-        </w:tc>
-        <w:tc>
-          <w:tcPr>
-            <w:tcW w:w="1590" w:type="dxa"/>
-            <w:tcBorders>
-              <w:top w:val="single" w:sz="4" w:space="0" w:color="auto"/>
-              <w:bottom w:val="single" w:sz="4" w:space="0" w:color="auto"/>
+                <w:rFonts w:ascii="標楷體" w:eastAsia="標楷體" w:hAnsi="標楷體" w:cs="新細明體"/>
+                <w:bCs/>
+                <w:szCs w:val="20"/>
+              </w:rPr>
+              <w:t xml:space="preserve">{d6}</w:t>
+            </w:r>
+          </w:p>
+        </w:tc>
+        <w:tc>
+          <w:tcPr>
+            <w:tcW w:w="1590" w:type="dxa"/>
+            <w:tcBorders>
+              <w:top w:val="single" w:sz="4" w:space="0" w:color="auto"/>
               <w:right w:val="single" w:sz="4" w:space="0" w:color="auto"/>
             </w:tcBorders>
           </w:tcPr>
@@ -1053,18 +1027,17 @@
             </w:pPr>
             <w:r>
               <w:rPr>
-                <w:rFonts w:ascii="標楷體" w:eastAsia="標楷體" w:hAnsi="標楷體" w:cs="新細明體" w:hint="eastAsia"/>
-                <w:bCs/>
-                <w:szCs w:val="20"/>
-              </w:rPr>
-              <w:t>{s9}</w:t>
-            </w:r>
-          </w:p>
-        </w:tc>
-        <w:tc>
-          <w:tcPr>
-            <w:tcW w:w="1590" w:type="dxa"/>
-            <w:vMerge w:val="restart"/>
+                <w:rFonts w:ascii="標楷體" w:eastAsia="標楷體" w:hAnsi="標楷體" w:cs="新細明體"/>
+                <w:bCs/>
+                <w:szCs w:val="20"/>
+              </w:rPr>
+              <w:t xml:space="preserve">{d7}</w:t>
+            </w:r>
+          </w:p>
+        </w:tc>
+        <w:tc>
+          <w:tcPr>
+            <w:tcW w:w="1590" w:type="dxa"/>
             <w:tcBorders>
               <w:top w:val="single" w:sz="4" w:space="0" w:color="auto"/>
               <w:left w:val="single" w:sz="4" w:space="0" w:color="auto"/>
@@ -1084,18 +1057,17 @@
             </w:pPr>
             <w:r>
               <w:rPr>
-                <w:rFonts w:ascii="標楷體" w:eastAsia="標楷體" w:hAnsi="標楷體" w:cs="新細明體" w:hint="eastAsia"/>
-                <w:bCs/>
-                <w:szCs w:val="20"/>
-              </w:rPr>
-              <w:t>{s11}</w:t>
-            </w:r>
-          </w:p>
-        </w:tc>
-        <w:tc>
-          <w:tcPr>
-            <w:tcW w:w="1590" w:type="dxa"/>
-            <w:vMerge w:val="restart"/>
+                <w:rFonts w:ascii="標楷體" w:eastAsia="標楷體" w:hAnsi="標楷體" w:cs="新細明體"/>
+                <w:bCs/>
+                <w:szCs w:val="20"/>
+              </w:rPr>
+              <w:t xml:space="preserve">{d8}</w:t>
+            </w:r>
+          </w:p>
+        </w:tc>
+        <w:tc>
+          <w:tcPr>
+            <w:tcW w:w="1590" w:type="dxa"/>
             <w:tcBorders>
               <w:top w:val="single" w:sz="4" w:space="0" w:color="auto"/>
               <w:right w:val="single" w:sz="4" w:space="0" w:color="auto"/>
@@ -1115,18 +1087,17 @@
             </w:pPr>
             <w:r>
               <w:rPr>
-                <w:rFonts w:ascii="標楷體" w:eastAsia="標楷體" w:hAnsi="標楷體" w:cs="新細明體" w:hint="eastAsia"/>
-                <w:bCs/>
-                <w:szCs w:val="20"/>
-              </w:rPr>
-              <w:t>{s12}</w:t>
+                <w:rFonts w:ascii="標楷體" w:eastAsia="標楷體" w:hAnsi="標楷體" w:cs="新細明體"/>
+                <w:bCs/>
+                <w:szCs w:val="20"/>
+              </w:rPr>
+              <w:t xml:space="preserve">{d9}</w:t>
             </w:r>
           </w:p>
         </w:tc>
         <w:tc>
           <w:tcPr>
             <w:tcW w:w="1591" w:type="dxa"/>
-            <w:vMerge w:val="restart"/>
             <w:tcBorders>
               <w:top w:val="single" w:sz="4" w:space="0" w:color="auto"/>
               <w:left w:val="single" w:sz="4" w:space="0" w:color="auto"/>
@@ -1146,20 +1117,19 @@
             </w:pPr>
             <w:r>
               <w:rPr>
-                <w:rFonts w:ascii="標楷體" w:eastAsia="標楷體" w:hAnsi="標楷體" w:cs="新細明體" w:hint="eastAsia"/>
-                <w:bCs/>
-                <w:szCs w:val="20"/>
-              </w:rPr>
-              <w:t>{s13}</w:t>
-            </w:r>
-          </w:p>
-        </w:tc>
-        <w:tc>
-          <w:tcPr>
-            <w:tcW w:w="1590" w:type="dxa"/>
-            <w:tcBorders>
-              <w:top w:val="single" w:sz="4" w:space="0" w:color="auto"/>
-              <w:bottom w:val="single" w:sz="4" w:space="0" w:color="auto"/>
+                <w:rFonts w:ascii="標楷體" w:eastAsia="標楷體" w:hAnsi="標楷體" w:cs="新細明體"/>
+                <w:bCs/>
+                <w:szCs w:val="20"/>
+              </w:rPr>
+              <w:t xml:space="preserve">{d10}</w:t>
+            </w:r>
+          </w:p>
+        </w:tc>
+        <w:tc>
+          <w:tcPr>
+            <w:tcW w:w="1590" w:type="dxa"/>
+            <w:tcBorders>
+              <w:top w:val="single" w:sz="4" w:space="0" w:color="auto"/>
               <w:right w:val="single" w:sz="4" w:space="0" w:color="auto"/>
             </w:tcBorders>
           </w:tcPr>
@@ -1177,18 +1147,17 @@
             </w:pPr>
             <w:r>
               <w:rPr>
-                <w:rFonts w:ascii="標楷體" w:eastAsia="標楷體" w:hAnsi="標楷體" w:cs="新細明體" w:hint="eastAsia"/>
-                <w:bCs/>
-                <w:szCs w:val="20"/>
-              </w:rPr>
-              <w:t>{s14}</w:t>
-            </w:r>
-          </w:p>
-        </w:tc>
-        <w:tc>
-          <w:tcPr>
-            <w:tcW w:w="1590" w:type="dxa"/>
-            <w:vMerge w:val="restart"/>
+                <w:rFonts w:ascii="標楷體" w:eastAsia="標楷體" w:hAnsi="標楷體" w:cs="新細明體"/>
+                <w:bCs/>
+                <w:szCs w:val="20"/>
+              </w:rPr>
+              <w:t xml:space="preserve">{d11}</w:t>
+            </w:r>
+          </w:p>
+        </w:tc>
+        <w:tc>
+          <w:tcPr>
+            <w:tcW w:w="1590" w:type="dxa"/>
             <w:tcBorders>
               <w:top w:val="single" w:sz="4" w:space="0" w:color="auto"/>
               <w:left w:val="single" w:sz="4" w:space="0" w:color="auto"/>
@@ -1208,18 +1177,17 @@
             </w:pPr>
             <w:r>
               <w:rPr>
-                <w:rFonts w:ascii="標楷體" w:eastAsia="標楷體" w:hAnsi="標楷體" w:cs="新細明體" w:hint="eastAsia"/>
-                <w:bCs/>
-                <w:szCs w:val="20"/>
-              </w:rPr>
-              <w:t>{s16}</w:t>
-            </w:r>
-          </w:p>
-        </w:tc>
-        <w:tc>
-          <w:tcPr>
-            <w:tcW w:w="1590" w:type="dxa"/>
-            <w:vMerge w:val="restart"/>
+                <w:rFonts w:ascii="標楷體" w:eastAsia="標楷體" w:hAnsi="標楷體" w:cs="新細明體"/>
+                <w:bCs/>
+                <w:szCs w:val="20"/>
+              </w:rPr>
+              <w:t xml:space="preserve">{d12}</w:t>
+            </w:r>
+          </w:p>
+        </w:tc>
+        <w:tc>
+          <w:tcPr>
+            <w:tcW w:w="1590" w:type="dxa"/>
             <w:tcBorders>
               <w:top w:val="single" w:sz="4" w:space="0" w:color="auto"/>
               <w:right w:val="single" w:sz="4" w:space="0" w:color="auto"/>
@@ -1239,18 +1207,17 @@
             </w:pPr>
             <w:r>
               <w:rPr>
-                <w:rFonts w:ascii="標楷體" w:eastAsia="標楷體" w:hAnsi="標楷體" w:cs="新細明體" w:hint="eastAsia"/>
-                <w:bCs/>
-                <w:szCs w:val="20"/>
-              </w:rPr>
-              <w:t>{s17}</w:t>
+                <w:rFonts w:ascii="標楷體" w:eastAsia="標楷體" w:hAnsi="標楷體" w:cs="新細明體"/>
+                <w:bCs/>
+                <w:szCs w:val="20"/>
+              </w:rPr>
+              <w:t xml:space="preserve">{d13}</w:t>
             </w:r>
           </w:p>
         </w:tc>
         <w:tc>
           <w:tcPr>
             <w:tcW w:w="1591" w:type="dxa"/>
-            <w:vMerge w:val="restart"/>
             <w:tcBorders>
               <w:top w:val="single" w:sz="4" w:space="0" w:color="auto"/>
               <w:left w:val="single" w:sz="4" w:space="0" w:color="auto"/>
@@ -1270,370 +1237,12 @@
             </w:pPr>
             <w:r>
               <w:rPr>
-                <w:rFonts w:ascii="標楷體" w:eastAsia="標楷體" w:hAnsi="標楷體" w:cs="新細明體" w:hint="eastAsia"/>
-                <w:bCs/>
-                <w:szCs w:val="20"/>
-              </w:rPr>
-              <w:t>{s18}</w:t>
-            </w:r>
-          </w:p>
-        </w:tc>
-      </w:tr>
-      <w:tr>
-        <w:trPr>
-          <w:trHeight w:val="1771"/>
-        </w:trPr>
-        <w:tc>
-          <w:tcPr>
-            <w:tcW w:w="546" w:type="dxa"/>
-            <w:vMerge/>
-          </w:tcPr>
-          <w:p>
-            <w:pPr>
-              <w:jc w:val="center"/>
-              <w:rPr>
-                <w:rFonts w:ascii="華康平劇體W7" w:eastAsia="華康平劇體W7" w:hAnsi="Arial Black"/>
-                <w:sz w:val="36"/>
-                <w:szCs w:val="28"/>
-              </w:rPr>
-            </w:pPr>
-          </w:p>
-        </w:tc>
-        <w:tc>
-          <w:tcPr>
-            <w:tcW w:w="1590" w:type="dxa"/>
-            <w:tcBorders>
-              <w:top w:val="single" w:sz="4" w:space="0" w:color="auto"/>
-              <w:right w:val="single" w:sz="4" w:space="0" w:color="auto"/>
-            </w:tcBorders>
-          </w:tcPr>
-          <w:p>
-            <w:pPr>
-              <w:adjustRightInd w:val="0"/>
-              <w:snapToGrid w:val="0"/>
-              <w:spacing w:line="300" w:lineRule="auto"/>
-              <w:jc w:val="center"/>
-              <w:rPr>
-                <w:rFonts w:ascii="標楷體" w:eastAsia="標楷體" w:hAnsi="標楷體" w:cs="新細明體"/>
-                <w:bCs/>
-                <w:szCs w:val="20"/>
-              </w:rPr>
-            </w:pPr>
-            <w:r>
-              <w:rPr>
-                <w:rFonts w:ascii="標楷體" w:eastAsia="標楷體" w:hAnsi="標楷體" w:cs="新細明體" w:hint="eastAsia"/>
-                <w:bCs/>
-                <w:szCs w:val="20"/>
-              </w:rPr>
-              <w:t>{s2}</w:t>
-            </w:r>
-          </w:p>
-        </w:tc>
-        <w:tc>
-          <w:tcPr>
-            <w:tcW w:w="1590" w:type="dxa"/>
-            <w:vMerge/>
-            <w:tcBorders>
-              <w:left w:val="single" w:sz="4" w:space="0" w:color="auto"/>
-            </w:tcBorders>
-          </w:tcPr>
-          <w:p>
-            <w:pPr>
-              <w:jc w:val="center"/>
-              <w:rPr>
-                <w:rFonts w:ascii="標楷體" w:eastAsia="標楷體" w:hAnsi="標楷體" w:cs="新細明體"/>
-                <w:bCs/>
-                <w:szCs w:val="20"/>
-              </w:rPr>
-            </w:pPr>
-          </w:p>
-        </w:tc>
-        <w:tc>
-          <w:tcPr>
-            <w:tcW w:w="1590" w:type="dxa"/>
-            <w:vMerge/>
-            <w:tcBorders>
-              <w:right w:val="single" w:sz="4" w:space="0" w:color="auto"/>
-            </w:tcBorders>
-          </w:tcPr>
-          <w:p>
-            <w:pPr>
-              <w:adjustRightInd w:val="0"/>
-              <w:snapToGrid w:val="0"/>
-              <w:spacing w:line="300" w:lineRule="auto"/>
-              <w:jc w:val="center"/>
-              <w:rPr>
-                <w:rFonts w:ascii="標楷體" w:eastAsia="標楷體" w:hAnsi="標楷體" w:cs="新細明體"/>
-                <w:bCs/>
-                <w:szCs w:val="20"/>
-              </w:rPr>
-            </w:pPr>
-          </w:p>
-        </w:tc>
-        <w:tc>
-          <w:tcPr>
-            <w:tcW w:w="1590" w:type="dxa"/>
-            <w:tcBorders>
-              <w:top w:val="single" w:sz="4" w:space="0" w:color="auto"/>
-              <w:left w:val="single" w:sz="4" w:space="0" w:color="auto"/>
-            </w:tcBorders>
-          </w:tcPr>
-          <w:p>
-            <w:pPr>
-              <w:adjustRightInd w:val="0"/>
-              <w:snapToGrid w:val="0"/>
-              <w:spacing w:line="300" w:lineRule="auto"/>
-              <w:jc w:val="center"/>
-              <w:rPr>
-                <w:rFonts w:ascii="標楷體" w:eastAsia="標楷體" w:hAnsi="標楷體" w:cs="新細明體"/>
-                <w:bCs/>
-                <w:szCs w:val="20"/>
-              </w:rPr>
-            </w:pPr>
-            <w:r>
-              <w:rPr>
-                <w:rFonts w:ascii="標楷體" w:eastAsia="標楷體" w:hAnsi="標楷體" w:cs="新細明體" w:hint="eastAsia"/>
-                <w:bCs/>
-                <w:szCs w:val="20"/>
-              </w:rPr>
-              <w:t>{s6}</w:t>
-            </w:r>
-          </w:p>
-        </w:tc>
-        <w:tc>
-          <w:tcPr>
-            <w:tcW w:w="1591" w:type="dxa"/>
-            <w:vMerge/>
-            <w:tcBorders>
-              <w:right w:val="single" w:sz="4" w:space="0" w:color="auto"/>
-            </w:tcBorders>
-          </w:tcPr>
-          <w:p>
-            <w:pPr>
-              <w:adjustRightInd w:val="0"/>
-              <w:snapToGrid w:val="0"/>
-              <w:spacing w:line="300" w:lineRule="auto"/>
-              <w:jc w:val="center"/>
-              <w:rPr>
-                <w:rFonts w:ascii="標楷體" w:eastAsia="標楷體" w:hAnsi="標楷體" w:cs="新細明體"/>
-                <w:bCs/>
-                <w:szCs w:val="20"/>
-              </w:rPr>
-            </w:pPr>
-          </w:p>
-        </w:tc>
-        <w:tc>
-          <w:tcPr>
-            <w:tcW w:w="1590" w:type="dxa"/>
-            <w:vMerge/>
-            <w:tcBorders>
-              <w:left w:val="single" w:sz="4" w:space="0" w:color="auto"/>
-            </w:tcBorders>
-          </w:tcPr>
-          <w:p>
-            <w:pPr>
-              <w:adjustRightInd w:val="0"/>
-              <w:snapToGrid w:val="0"/>
-              <w:spacing w:line="300" w:lineRule="auto"/>
-              <w:jc w:val="center"/>
-              <w:rPr>
-                <w:rFonts w:ascii="標楷體" w:eastAsia="標楷體" w:hAnsi="標楷體" w:cs="新細明體"/>
-                <w:bCs/>
-                <w:szCs w:val="20"/>
-              </w:rPr>
-            </w:pPr>
-          </w:p>
-        </w:tc>
-        <w:tc>
-          <w:tcPr>
-            <w:tcW w:w="1590" w:type="dxa"/>
-            <w:tcBorders>
-              <w:top w:val="single" w:sz="4" w:space="0" w:color="auto"/>
-              <w:right w:val="single" w:sz="4" w:space="0" w:color="auto"/>
-            </w:tcBorders>
-          </w:tcPr>
-          <w:p>
-            <w:pPr>
-              <w:adjustRightInd w:val="0"/>
-              <w:snapToGrid w:val="0"/>
-              <w:spacing w:line="300" w:lineRule="auto"/>
-              <w:jc w:val="center"/>
-              <w:rPr>
-                <w:rFonts w:ascii="標楷體" w:eastAsia="標楷體" w:hAnsi="標楷體" w:cs="新細明體"/>
-                <w:bCs/>
-                <w:szCs w:val="20"/>
-              </w:rPr>
-            </w:pPr>
-            <w:r>
-              <w:rPr>
-                <w:rFonts w:ascii="標楷體" w:eastAsia="標楷體" w:hAnsi="標楷體" w:cs="新細明體" w:hint="eastAsia"/>
-                <w:bCs/>
-                <w:szCs w:val="20"/>
-              </w:rPr>
-              <w:t>{s10}</w:t>
-            </w:r>
-          </w:p>
-        </w:tc>
-        <w:tc>
-          <w:tcPr>
-            <w:tcW w:w="1590" w:type="dxa"/>
-            <w:vMerge/>
-            <w:tcBorders>
-              <w:left w:val="single" w:sz="4" w:space="0" w:color="auto"/>
-            </w:tcBorders>
-          </w:tcPr>
-          <w:p>
-            <w:pPr>
-              <w:adjustRightInd w:val="0"/>
-              <w:snapToGrid w:val="0"/>
-              <w:spacing w:line="300" w:lineRule="auto"/>
-              <w:jc w:val="center"/>
-              <w:rPr>
-                <w:rFonts w:ascii="標楷體" w:eastAsia="標楷體" w:hAnsi="標楷體" w:cs="新細明體"/>
-                <w:bCs/>
-                <w:szCs w:val="20"/>
-              </w:rPr>
-            </w:pPr>
-          </w:p>
-        </w:tc>
-        <w:tc>
-          <w:tcPr>
-            <w:tcW w:w="1590" w:type="dxa"/>
-            <w:vMerge/>
-            <w:tcBorders>
-              <w:right w:val="single" w:sz="4" w:space="0" w:color="auto"/>
-            </w:tcBorders>
-          </w:tcPr>
-          <w:p>
-            <w:pPr>
-              <w:adjustRightInd w:val="0"/>
-              <w:snapToGrid w:val="0"/>
-              <w:spacing w:line="300" w:lineRule="auto"/>
-              <w:jc w:val="center"/>
-              <w:rPr>
-                <w:rFonts w:ascii="標楷體" w:eastAsia="標楷體" w:hAnsi="標楷體" w:cs="新細明體"/>
-                <w:bCs/>
-                <w:szCs w:val="20"/>
-              </w:rPr>
-            </w:pPr>
-          </w:p>
-        </w:tc>
-        <w:tc>
-          <w:tcPr>
-            <w:tcW w:w="1591" w:type="dxa"/>
-            <w:vMerge/>
-            <w:tcBorders>
-              <w:left w:val="single" w:sz="4" w:space="0" w:color="auto"/>
-            </w:tcBorders>
-          </w:tcPr>
-          <w:p>
-            <w:pPr>
-              <w:adjustRightInd w:val="0"/>
-              <w:snapToGrid w:val="0"/>
-              <w:spacing w:line="300" w:lineRule="auto"/>
-              <w:jc w:val="center"/>
-              <w:rPr>
-                <w:rFonts w:ascii="標楷體" w:eastAsia="標楷體" w:hAnsi="標楷體" w:cs="新細明體"/>
-                <w:bCs/>
-                <w:szCs w:val="20"/>
-              </w:rPr>
-            </w:pPr>
-          </w:p>
-        </w:tc>
-        <w:tc>
-          <w:tcPr>
-            <w:tcW w:w="1590" w:type="dxa"/>
-            <w:tcBorders>
-              <w:top w:val="single" w:sz="4" w:space="0" w:color="auto"/>
-              <w:right w:val="single" w:sz="4" w:space="0" w:color="auto"/>
-            </w:tcBorders>
-          </w:tcPr>
-          <w:p>
-            <w:pPr>
-              <w:adjustRightInd w:val="0"/>
-              <w:snapToGrid w:val="0"/>
-              <w:spacing w:line="300" w:lineRule="auto"/>
-              <w:jc w:val="center"/>
-              <w:rPr>
-                <w:rFonts w:ascii="標楷體" w:eastAsia="標楷體" w:hAnsi="標楷體" w:cs="新細明體"/>
-                <w:bCs/>
-                <w:szCs w:val="20"/>
-              </w:rPr>
-            </w:pPr>
-            <w:r>
-              <w:rPr>
-                <w:rFonts w:ascii="標楷體" w:eastAsia="標楷體" w:hAnsi="標楷體" w:cs="新細明體" w:hint="eastAsia"/>
-                <w:bCs/>
-                <w:szCs w:val="20"/>
-              </w:rPr>
-              <w:t>{s15}</w:t>
-            </w:r>
-          </w:p>
-        </w:tc>
-        <w:tc>
-          <w:tcPr>
-            <w:tcW w:w="1590" w:type="dxa"/>
-            <w:vMerge/>
-            <w:tcBorders>
-              <w:left w:val="single" w:sz="4" w:space="0" w:color="auto"/>
-            </w:tcBorders>
-          </w:tcPr>
-          <w:p>
-            <w:pPr>
-              <w:adjustRightInd w:val="0"/>
-              <w:snapToGrid w:val="0"/>
-              <w:spacing w:line="300" w:lineRule="auto"/>
-              <w:jc w:val="center"/>
-              <w:rPr>
-                <w:rFonts w:ascii="標楷體" w:eastAsia="標楷體" w:hAnsi="標楷體" w:cs="新細明體"/>
-                <w:bCs/>
-                <w:szCs w:val="20"/>
-              </w:rPr>
-            </w:pPr>
-          </w:p>
-        </w:tc>
-        <w:tc>
-          <w:tcPr>
-            <w:tcW w:w="1590" w:type="dxa"/>
-            <w:vMerge/>
-            <w:tcBorders>
-              <w:right w:val="single" w:sz="4" w:space="0" w:color="auto"/>
-            </w:tcBorders>
-          </w:tcPr>
-          <w:p>
-            <w:pPr>
-              <w:adjustRightInd w:val="0"/>
-              <w:snapToGrid w:val="0"/>
-              <w:spacing w:line="300" w:lineRule="auto"/>
-              <w:jc w:val="center"/>
-              <w:rPr>
-                <w:rFonts w:ascii="標楷體" w:eastAsia="標楷體" w:hAnsi="標楷體" w:cs="新細明體"/>
-                <w:bCs/>
-                <w:szCs w:val="20"/>
-              </w:rPr>
-            </w:pPr>
-          </w:p>
-        </w:tc>
-        <w:tc>
-          <w:tcPr>
-            <w:tcW w:w="1591" w:type="dxa"/>
-            <w:vMerge/>
-            <w:tcBorders>
-              <w:left w:val="single" w:sz="4" w:space="0" w:color="auto"/>
-            </w:tcBorders>
-          </w:tcPr>
-          <w:p>
-            <w:pPr>
-              <w:adjustRightInd w:val="0"/>
-              <w:snapToGrid w:val="0"/>
-              <w:spacing w:line="300" w:lineRule="auto"/>
-              <w:jc w:val="center"/>
-              <w:rPr>
-                <w:rFonts w:ascii="標楷體" w:eastAsia="標楷體" w:hAnsi="標楷體" w:cs="新細明體"/>
-                <w:bCs/>
-                <w:szCs w:val="20"/>
-              </w:rPr>
-            </w:pPr>
+                <w:rFonts w:ascii="標楷體" w:eastAsia="標楷體" w:hAnsi="標楷體" w:cs="新細明體"/>
+                <w:bCs/>
+                <w:szCs w:val="20"/>
+              </w:rPr>
+              <w:t xml:space="preserve">{d14}</w:t>
+            </w:r>
           </w:p>
         </w:tc>
       </w:tr>
@@ -2015,13 +1624,6 @@
               </w:rPr>
               <w:t>五C2</w:t>
             </w:r>
-            <w:r>
-              <w:rPr>
-                <w:rFonts w:ascii="標楷體" w:eastAsia="標楷體" w:hAnsi="標楷體"/>
-                <w:b/>
-                <w:szCs w:val="32"/>
-              </w:rPr>
-            </w:r>
           </w:p>
         </w:tc>
         <w:tc>
@@ -2171,7 +1773,7 @@
       </w:tr>
       <w:tr>
         <w:trPr>
-          <w:trHeight w:val="1643"/>
+          <w:trHeight w:val="3375"/>
         </w:trPr>
         <w:tc>
           <w:tcPr>
@@ -2192,7 +1794,6 @@
         <w:tc>
           <w:tcPr>
             <w:tcW w:w="1590" w:type="dxa"/>
-            <w:vMerge w:val="restart"/>
             <w:tcBorders>
               <w:top w:val="single" w:sz="4" w:space="0" w:color="auto"/>
               <w:right w:val="single" w:sz="4" w:space="0" w:color="auto"/>
@@ -2212,48 +1813,46 @@
             </w:pPr>
             <w:r>
               <w:rPr>
-                <w:rFonts w:ascii="標楷體" w:eastAsia="標楷體" w:hAnsi="標楷體" w:cs="新細明體" w:hint="eastAsia"/>
-                <w:bCs/>
-                <w:szCs w:val="20"/>
-              </w:rPr>
-              <w:t>{s19}</w:t>
-            </w:r>
-          </w:p>
-        </w:tc>
-        <w:tc>
-          <w:tcPr>
-            <w:tcW w:w="1590" w:type="dxa"/>
-            <w:vMerge w:val="restart"/>
-            <w:tcBorders>
-              <w:top w:val="single" w:sz="4" w:space="0" w:color="auto"/>
-              <w:left w:val="single" w:sz="4" w:space="0" w:color="auto"/>
-            </w:tcBorders>
-          </w:tcPr>
-          <w:p>
-            <w:pPr>
-              <w:jc w:val="center"/>
-              <w:rPr>
-                <w:rFonts w:ascii="標楷體" w:eastAsia="標楷體" w:hAnsi="標楷體" w:cs="新細明體"/>
-                <w:bCs/>
-                <w:szCs w:val="20"/>
-              </w:rPr>
-            </w:pPr>
-            <w:r>
-              <w:rPr>
-                <w:rFonts w:ascii="標楷體" w:eastAsia="標楷體" w:hAnsi="標楷體" w:cs="新細明體" w:hint="eastAsia"/>
-                <w:bCs/>
-                <w:szCs w:val="20"/>
-              </w:rPr>
-              <w:t>{s20}</w:t>
-            </w:r>
-          </w:p>
-        </w:tc>
-        <w:tc>
-          <w:tcPr>
-            <w:tcW w:w="1590" w:type="dxa"/>
-            <w:tcBorders>
-              <w:top w:val="single" w:sz="4" w:space="0" w:color="auto"/>
-              <w:bottom w:val="single" w:sz="4" w:space="0" w:color="auto"/>
+                <w:rFonts w:ascii="標楷體" w:eastAsia="標楷體" w:hAnsi="標楷體" w:cs="新細明體"/>
+                <w:bCs/>
+                <w:szCs w:val="20"/>
+              </w:rPr>
+              <w:t xml:space="preserve">{d15}</w:t>
+            </w:r>
+          </w:p>
+        </w:tc>
+        <w:tc>
+          <w:tcPr>
+            <w:tcW w:w="1590" w:type="dxa"/>
+            <w:tcBorders>
+              <w:top w:val="single" w:sz="4" w:space="0" w:color="auto"/>
+              <w:left w:val="single" w:sz="4" w:space="0" w:color="auto"/>
+            </w:tcBorders>
+          </w:tcPr>
+          <w:p>
+            <w:pPr>
+              <w:jc w:val="center"/>
+              <w:rPr>
+                <w:rFonts w:ascii="標楷體" w:eastAsia="標楷體" w:hAnsi="標楷體" w:cs="新細明體"/>
+                <w:bCs/>
+                <w:szCs w:val="20"/>
+              </w:rPr>
+            </w:pPr>
+            <w:r>
+              <w:rPr>
+                <w:rFonts w:ascii="標楷體" w:eastAsia="標楷體" w:hAnsi="標楷體" w:cs="新細明體"/>
+                <w:bCs/>
+                <w:szCs w:val="20"/>
+              </w:rPr>
+              <w:t xml:space="preserve">{d16}</w:t>
+            </w:r>
+          </w:p>
+        </w:tc>
+        <w:tc>
+          <w:tcPr>
+            <w:tcW w:w="1590" w:type="dxa"/>
+            <w:tcBorders>
+              <w:top w:val="single" w:sz="4" w:space="0" w:color="auto"/>
               <w:right w:val="single" w:sz="4" w:space="0" w:color="auto"/>
             </w:tcBorders>
           </w:tcPr>
@@ -2271,18 +1870,17 @@
             </w:pPr>
             <w:r>
               <w:rPr>
-                <w:rFonts w:ascii="標楷體" w:eastAsia="標楷體" w:hAnsi="標楷體" w:cs="新細明體" w:hint="eastAsia"/>
-                <w:bCs/>
-                <w:szCs w:val="20"/>
-              </w:rPr>
-              <w:t>{s21}</w:t>
-            </w:r>
-          </w:p>
-        </w:tc>
-        <w:tc>
-          <w:tcPr>
-            <w:tcW w:w="1590" w:type="dxa"/>
-            <w:vMerge w:val="restart"/>
+                <w:rFonts w:ascii="標楷體" w:eastAsia="標楷體" w:hAnsi="標楷體" w:cs="新細明體"/>
+                <w:bCs/>
+                <w:szCs w:val="20"/>
+              </w:rPr>
+              <w:t xml:space="preserve">{d17}</w:t>
+            </w:r>
+          </w:p>
+        </w:tc>
+        <w:tc>
+          <w:tcPr>
+            <w:tcW w:w="1590" w:type="dxa"/>
             <w:tcBorders>
               <w:top w:val="single" w:sz="4" w:space="0" w:color="auto"/>
               <w:left w:val="single" w:sz="4" w:space="0" w:color="auto"/>
@@ -2302,18 +1900,17 @@
             </w:pPr>
             <w:r>
               <w:rPr>
-                <w:rFonts w:ascii="標楷體" w:eastAsia="標楷體" w:hAnsi="標楷體" w:cs="新細明體" w:hint="eastAsia"/>
-                <w:bCs/>
-                <w:szCs w:val="20"/>
-              </w:rPr>
-              <w:t>{s23}</w:t>
+                <w:rFonts w:ascii="標楷體" w:eastAsia="標楷體" w:hAnsi="標楷體" w:cs="新細明體"/>
+                <w:bCs/>
+                <w:szCs w:val="20"/>
+              </w:rPr>
+              <w:t xml:space="preserve">{d18}</w:t>
             </w:r>
           </w:p>
         </w:tc>
         <w:tc>
           <w:tcPr>
             <w:tcW w:w="1591" w:type="dxa"/>
-            <w:vMerge w:val="restart"/>
             <w:tcBorders>
               <w:top w:val="single" w:sz="4" w:space="0" w:color="auto"/>
               <w:right w:val="single" w:sz="4" w:space="0" w:color="auto"/>
@@ -2333,18 +1930,17 @@
             </w:pPr>
             <w:r>
               <w:rPr>
-                <w:rFonts w:ascii="標楷體" w:eastAsia="標楷體" w:hAnsi="標楷體" w:cs="新細明體" w:hint="eastAsia"/>
-                <w:bCs/>
-                <w:szCs w:val="20"/>
-              </w:rPr>
-              <w:t>{s24}</w:t>
-            </w:r>
-          </w:p>
-        </w:tc>
-        <w:tc>
-          <w:tcPr>
-            <w:tcW w:w="1590" w:type="dxa"/>
-            <w:vMerge w:val="restart"/>
+                <w:rFonts w:ascii="標楷體" w:eastAsia="標楷體" w:hAnsi="標楷體" w:cs="新細明體"/>
+                <w:bCs/>
+                <w:szCs w:val="20"/>
+              </w:rPr>
+              <w:t xml:space="preserve">{d19}</w:t>
+            </w:r>
+          </w:p>
+        </w:tc>
+        <w:tc>
+          <w:tcPr>
+            <w:tcW w:w="1590" w:type="dxa"/>
             <w:tcBorders>
               <w:top w:val="single" w:sz="4" w:space="0" w:color="auto"/>
               <w:left w:val="single" w:sz="4" w:space="0" w:color="auto"/>
@@ -2364,18 +1960,17 @@
             </w:pPr>
             <w:r>
               <w:rPr>
-                <w:rFonts w:ascii="標楷體" w:eastAsia="標楷體" w:hAnsi="標楷體" w:cs="新細明體" w:hint="eastAsia"/>
-                <w:bCs/>
-                <w:szCs w:val="20"/>
-              </w:rPr>
-              <w:t>{s25}</w:t>
-            </w:r>
-          </w:p>
-        </w:tc>
-        <w:tc>
-          <w:tcPr>
-            <w:tcW w:w="1590" w:type="dxa"/>
-            <w:vMerge w:val="restart"/>
+                <w:rFonts w:ascii="標楷體" w:eastAsia="標楷體" w:hAnsi="標楷體" w:cs="新細明體"/>
+                <w:bCs/>
+                <w:szCs w:val="20"/>
+              </w:rPr>
+              <w:t xml:space="preserve">{d20}</w:t>
+            </w:r>
+          </w:p>
+        </w:tc>
+        <w:tc>
+          <w:tcPr>
+            <w:tcW w:w="1590" w:type="dxa"/>
             <w:tcBorders>
               <w:top w:val="single" w:sz="4" w:space="0" w:color="auto"/>
               <w:right w:val="single" w:sz="4" w:space="0" w:color="auto"/>
@@ -2395,21 +1990,20 @@
             </w:pPr>
             <w:r>
               <w:rPr>
-                <w:rFonts w:ascii="標楷體" w:eastAsia="標楷體" w:hAnsi="標楷體" w:cs="新細明體" w:hint="eastAsia"/>
-                <w:bCs/>
-                <w:szCs w:val="20"/>
-              </w:rPr>
-              <w:t>{s26}</w:t>
-            </w:r>
-          </w:p>
-        </w:tc>
-        <w:tc>
-          <w:tcPr>
-            <w:tcW w:w="1590" w:type="dxa"/>
-            <w:tcBorders>
-              <w:top w:val="single" w:sz="4" w:space="0" w:color="auto"/>
-              <w:left w:val="single" w:sz="4" w:space="0" w:color="auto"/>
-              <w:bottom w:val="single" w:sz="4" w:space="0" w:color="auto"/>
+                <w:rFonts w:ascii="標楷體" w:eastAsia="標楷體" w:hAnsi="標楷體" w:cs="新細明體"/>
+                <w:bCs/>
+                <w:szCs w:val="20"/>
+              </w:rPr>
+              <w:t xml:space="preserve">{d21}</w:t>
+            </w:r>
+          </w:p>
+        </w:tc>
+        <w:tc>
+          <w:tcPr>
+            <w:tcW w:w="1590" w:type="dxa"/>
+            <w:tcBorders>
+              <w:top w:val="single" w:sz="4" w:space="0" w:color="auto"/>
+              <w:left w:val="single" w:sz="4" w:space="0" w:color="auto"/>
             </w:tcBorders>
           </w:tcPr>
           <w:p>
@@ -2426,18 +2020,17 @@
             </w:pPr>
             <w:r>
               <w:rPr>
-                <w:rFonts w:ascii="標楷體" w:eastAsia="標楷體" w:hAnsi="標楷體" w:cs="新細明體" w:hint="eastAsia"/>
-                <w:bCs/>
-                <w:szCs w:val="20"/>
-              </w:rPr>
-              <w:t>{s27}</w:t>
-            </w:r>
-          </w:p>
-        </w:tc>
-        <w:tc>
-          <w:tcPr>
-            <w:tcW w:w="1590" w:type="dxa"/>
-            <w:vMerge w:val="restart"/>
+                <w:rFonts w:ascii="標楷體" w:eastAsia="標楷體" w:hAnsi="標楷體" w:cs="新細明體"/>
+                <w:bCs/>
+                <w:szCs w:val="20"/>
+              </w:rPr>
+              <w:t xml:space="preserve">{d22}</w:t>
+            </w:r>
+          </w:p>
+        </w:tc>
+        <w:tc>
+          <w:tcPr>
+            <w:tcW w:w="1590" w:type="dxa"/>
             <w:tcBorders>
               <w:top w:val="single" w:sz="4" w:space="0" w:color="auto"/>
               <w:right w:val="single" w:sz="4" w:space="0" w:color="auto"/>
@@ -2457,18 +2050,17 @@
             </w:pPr>
             <w:r>
               <w:rPr>
-                <w:rFonts w:ascii="標楷體" w:eastAsia="標楷體" w:hAnsi="標楷體" w:cs="新細明體" w:hint="eastAsia"/>
-                <w:bCs/>
-                <w:szCs w:val="20"/>
-              </w:rPr>
-              <w:t>{s29}</w:t>
+                <w:rFonts w:ascii="標楷體" w:eastAsia="標楷體" w:hAnsi="標楷體" w:cs="新細明體"/>
+                <w:bCs/>
+                <w:szCs w:val="20"/>
+              </w:rPr>
+              <w:t xml:space="preserve">{d23}</w:t>
             </w:r>
           </w:p>
         </w:tc>
         <w:tc>
           <w:tcPr>
             <w:tcW w:w="1591" w:type="dxa"/>
-            <w:vMerge w:val="restart"/>
             <w:tcBorders>
               <w:top w:val="single" w:sz="4" w:space="0" w:color="auto"/>
               <w:left w:val="single" w:sz="4" w:space="0" w:color="auto"/>
@@ -2488,18 +2080,17 @@
             </w:pPr>
             <w:r>
               <w:rPr>
-                <w:rFonts w:ascii="標楷體" w:eastAsia="標楷體" w:hAnsi="標楷體" w:cs="新細明體" w:hint="eastAsia"/>
-                <w:bCs/>
-                <w:szCs w:val="20"/>
-              </w:rPr>
-              <w:t>{s30}</w:t>
-            </w:r>
-          </w:p>
-        </w:tc>
-        <w:tc>
-          <w:tcPr>
-            <w:tcW w:w="1590" w:type="dxa"/>
-            <w:vMerge w:val="restart"/>
+                <w:rFonts w:ascii="標楷體" w:eastAsia="標楷體" w:hAnsi="標楷體" w:cs="新細明體"/>
+                <w:bCs/>
+                <w:szCs w:val="20"/>
+              </w:rPr>
+              <w:t xml:space="preserve">{d24}</w:t>
+            </w:r>
+          </w:p>
+        </w:tc>
+        <w:tc>
+          <w:tcPr>
+            <w:tcW w:w="1590" w:type="dxa"/>
             <w:tcBorders>
               <w:top w:val="single" w:sz="4" w:space="0" w:color="auto"/>
               <w:right w:val="single" w:sz="4" w:space="0" w:color="auto"/>
@@ -2519,18 +2110,17 @@
             </w:pPr>
             <w:r>
               <w:rPr>
-                <w:rFonts w:ascii="標楷體" w:eastAsia="標楷體" w:hAnsi="標楷體" w:cs="新細明體" w:hint="eastAsia"/>
-                <w:bCs/>
-                <w:szCs w:val="20"/>
-              </w:rPr>
-              <w:t>{s31}</w:t>
-            </w:r>
-          </w:p>
-        </w:tc>
-        <w:tc>
-          <w:tcPr>
-            <w:tcW w:w="1590" w:type="dxa"/>
-            <w:vMerge w:val="restart"/>
+                <w:rFonts w:ascii="標楷體" w:eastAsia="標楷體" w:hAnsi="標楷體" w:cs="新細明體"/>
+                <w:bCs/>
+                <w:szCs w:val="20"/>
+              </w:rPr>
+              <w:t xml:space="preserve">{d25}</w:t>
+            </w:r>
+          </w:p>
+        </w:tc>
+        <w:tc>
+          <w:tcPr>
+            <w:tcW w:w="1590" w:type="dxa"/>
             <w:tcBorders>
               <w:top w:val="single" w:sz="4" w:space="0" w:color="auto"/>
               <w:left w:val="single" w:sz="4" w:space="0" w:color="auto"/>
@@ -2550,18 +2140,17 @@
             </w:pPr>
             <w:r>
               <w:rPr>
-                <w:rFonts w:ascii="標楷體" w:eastAsia="標楷體" w:hAnsi="標楷體" w:cs="新細明體" w:hint="eastAsia"/>
-                <w:bCs/>
-                <w:szCs w:val="20"/>
-              </w:rPr>
-              <w:t>{s32}</w:t>
-            </w:r>
-          </w:p>
-        </w:tc>
-        <w:tc>
-          <w:tcPr>
-            <w:tcW w:w="1590" w:type="dxa"/>
-            <w:vMerge w:val="restart"/>
+                <w:rFonts w:ascii="標楷體" w:eastAsia="標楷體" w:hAnsi="標楷體" w:cs="新細明體"/>
+                <w:bCs/>
+                <w:szCs w:val="20"/>
+              </w:rPr>
+              <w:t xml:space="preserve">{d26}</w:t>
+            </w:r>
+          </w:p>
+        </w:tc>
+        <w:tc>
+          <w:tcPr>
+            <w:tcW w:w="1590" w:type="dxa"/>
             <w:tcBorders>
               <w:top w:val="single" w:sz="4" w:space="0" w:color="auto"/>
               <w:right w:val="single" w:sz="4" w:space="0" w:color="auto"/>
@@ -2581,18 +2170,17 @@
             </w:pPr>
             <w:r>
               <w:rPr>
-                <w:rFonts w:ascii="標楷體" w:eastAsia="標楷體" w:hAnsi="標楷體" w:cs="新細明體" w:hint="eastAsia"/>
-                <w:bCs/>
-                <w:szCs w:val="20"/>
-              </w:rPr>
-              <w:t>{s33}</w:t>
+                <w:rFonts w:ascii="標楷體" w:eastAsia="標楷體" w:hAnsi="標楷體" w:cs="新細明體"/>
+                <w:bCs/>
+                <w:szCs w:val="20"/>
+              </w:rPr>
+              <w:t xml:space="preserve">{d27}</w:t>
             </w:r>
           </w:p>
         </w:tc>
         <w:tc>
           <w:tcPr>
             <w:tcW w:w="1591" w:type="dxa"/>
-            <w:vMerge w:val="restart"/>
             <w:tcBorders>
               <w:top w:val="single" w:sz="4" w:space="0" w:color="auto"/>
               <w:left w:val="single" w:sz="4" w:space="0" w:color="auto"/>
@@ -2612,354 +2200,12 @@
             </w:pPr>
             <w:r>
               <w:rPr>
-                <w:rFonts w:ascii="標楷體" w:eastAsia="標楷體" w:hAnsi="標楷體" w:cs="新細明體" w:hint="eastAsia"/>
-                <w:bCs/>
-                <w:szCs w:val="20"/>
-              </w:rPr>
-              <w:t>{s34}</w:t>
-            </w:r>
-          </w:p>
-        </w:tc>
-      </w:tr>
-      <w:tr>
-        <w:trPr>
-          <w:trHeight w:val="1642"/>
-        </w:trPr>
-        <w:tc>
-          <w:tcPr>
-            <w:tcW w:w="546" w:type="dxa"/>
-            <w:vMerge/>
-          </w:tcPr>
-          <w:p>
-            <w:pPr>
-              <w:jc w:val="center"/>
-              <w:rPr>
-                <w:rFonts w:ascii="華康平劇體W7" w:eastAsia="華康平劇體W7" w:hAnsi="Arial Black"/>
-                <w:sz w:val="36"/>
-                <w:szCs w:val="28"/>
-              </w:rPr>
-            </w:pPr>
-          </w:p>
-        </w:tc>
-        <w:tc>
-          <w:tcPr>
-            <w:tcW w:w="1590" w:type="dxa"/>
-            <w:vMerge/>
-            <w:tcBorders>
-              <w:right w:val="single" w:sz="4" w:space="0" w:color="auto"/>
-            </w:tcBorders>
-          </w:tcPr>
-          <w:p>
-            <w:pPr>
-              <w:adjustRightInd w:val="0"/>
-              <w:snapToGrid w:val="0"/>
-              <w:spacing w:line="300" w:lineRule="auto"/>
-              <w:jc w:val="center"/>
-              <w:rPr>
-                <w:rFonts w:ascii="標楷體" w:eastAsia="標楷體" w:hAnsi="標楷體" w:cs="新細明體"/>
-                <w:bCs/>
-                <w:szCs w:val="20"/>
-              </w:rPr>
-            </w:pPr>
-          </w:p>
-        </w:tc>
-        <w:tc>
-          <w:tcPr>
-            <w:tcW w:w="1590" w:type="dxa"/>
-            <w:vMerge/>
-            <w:tcBorders>
-              <w:left w:val="single" w:sz="4" w:space="0" w:color="auto"/>
-            </w:tcBorders>
-          </w:tcPr>
-          <w:p>
-            <w:pPr>
-              <w:jc w:val="center"/>
-              <w:rPr>
-                <w:rFonts w:ascii="標楷體" w:eastAsia="標楷體" w:hAnsi="標楷體" w:cs="新細明體"/>
-                <w:bCs/>
-                <w:szCs w:val="20"/>
-              </w:rPr>
-            </w:pPr>
-          </w:p>
-        </w:tc>
-        <w:tc>
-          <w:tcPr>
-            <w:tcW w:w="1590" w:type="dxa"/>
-            <w:tcBorders>
-              <w:top w:val="single" w:sz="4" w:space="0" w:color="auto"/>
-              <w:right w:val="single" w:sz="4" w:space="0" w:color="auto"/>
-            </w:tcBorders>
-          </w:tcPr>
-          <w:p>
-            <w:pPr>
-              <w:adjustRightInd w:val="0"/>
-              <w:snapToGrid w:val="0"/>
-              <w:spacing w:line="300" w:lineRule="auto"/>
-              <w:jc w:val="center"/>
-              <w:rPr>
-                <w:rFonts w:ascii="標楷體" w:eastAsia="標楷體" w:hAnsi="標楷體" w:cs="新細明體"/>
-                <w:bCs/>
-                <w:szCs w:val="20"/>
-              </w:rPr>
-            </w:pPr>
-            <w:r>
-              <w:rPr>
-                <w:rFonts w:ascii="標楷體" w:eastAsia="標楷體" w:hAnsi="標楷體" w:cs="新細明體" w:hint="eastAsia"/>
-                <w:bCs/>
-                <w:szCs w:val="20"/>
-              </w:rPr>
-              <w:t>{s22}</w:t>
-            </w:r>
-          </w:p>
-        </w:tc>
-        <w:tc>
-          <w:tcPr>
-            <w:tcW w:w="1590" w:type="dxa"/>
-            <w:vMerge/>
-            <w:tcBorders>
-              <w:left w:val="single" w:sz="4" w:space="0" w:color="auto"/>
-            </w:tcBorders>
-          </w:tcPr>
-          <w:p>
-            <w:pPr>
-              <w:adjustRightInd w:val="0"/>
-              <w:snapToGrid w:val="0"/>
-              <w:spacing w:line="300" w:lineRule="auto"/>
-              <w:jc w:val="center"/>
-              <w:rPr>
-                <w:rFonts w:ascii="標楷體" w:eastAsia="標楷體" w:hAnsi="標楷體" w:cs="新細明體"/>
-                <w:bCs/>
-                <w:szCs w:val="20"/>
-              </w:rPr>
-            </w:pPr>
-          </w:p>
-        </w:tc>
-        <w:tc>
-          <w:tcPr>
-            <w:tcW w:w="1591" w:type="dxa"/>
-            <w:vMerge/>
-            <w:tcBorders>
-              <w:right w:val="single" w:sz="4" w:space="0" w:color="auto"/>
-            </w:tcBorders>
-          </w:tcPr>
-          <w:p>
-            <w:pPr>
-              <w:adjustRightInd w:val="0"/>
-              <w:snapToGrid w:val="0"/>
-              <w:spacing w:line="300" w:lineRule="auto"/>
-              <w:jc w:val="center"/>
-              <w:rPr>
-                <w:rFonts w:ascii="標楷體" w:eastAsia="標楷體" w:hAnsi="標楷體" w:cs="新細明體"/>
-                <w:bCs/>
-                <w:szCs w:val="20"/>
-              </w:rPr>
-            </w:pPr>
-          </w:p>
-        </w:tc>
-        <w:tc>
-          <w:tcPr>
-            <w:tcW w:w="1590" w:type="dxa"/>
-            <w:vMerge/>
-            <w:tcBorders>
-              <w:left w:val="single" w:sz="4" w:space="0" w:color="auto"/>
-            </w:tcBorders>
-          </w:tcPr>
-          <w:p>
-            <w:pPr>
-              <w:adjustRightInd w:val="0"/>
-              <w:snapToGrid w:val="0"/>
-              <w:spacing w:line="300" w:lineRule="auto"/>
-              <w:jc w:val="center"/>
-              <w:rPr>
-                <w:rFonts w:ascii="標楷體" w:eastAsia="標楷體" w:hAnsi="標楷體" w:cs="新細明體"/>
-                <w:bCs/>
-                <w:szCs w:val="20"/>
-              </w:rPr>
-            </w:pPr>
-          </w:p>
-        </w:tc>
-        <w:tc>
-          <w:tcPr>
-            <w:tcW w:w="1590" w:type="dxa"/>
-            <w:vMerge/>
-            <w:tcBorders>
-              <w:right w:val="single" w:sz="4" w:space="0" w:color="auto"/>
-            </w:tcBorders>
-          </w:tcPr>
-          <w:p>
-            <w:pPr>
-              <w:adjustRightInd w:val="0"/>
-              <w:snapToGrid w:val="0"/>
-              <w:spacing w:line="300" w:lineRule="auto"/>
-              <w:jc w:val="center"/>
-              <w:rPr>
-                <w:rFonts w:ascii="標楷體" w:eastAsia="標楷體" w:hAnsi="標楷體" w:cs="新細明體"/>
-                <w:bCs/>
-                <w:szCs w:val="20"/>
-              </w:rPr>
-            </w:pPr>
-          </w:p>
-        </w:tc>
-        <w:tc>
-          <w:tcPr>
-            <w:tcW w:w="1590" w:type="dxa"/>
-            <w:tcBorders>
-              <w:top w:val="single" w:sz="4" w:space="0" w:color="auto"/>
-              <w:left w:val="single" w:sz="4" w:space="0" w:color="auto"/>
-            </w:tcBorders>
-          </w:tcPr>
-          <w:p>
-            <w:pPr>
-              <w:adjustRightInd w:val="0"/>
-              <w:snapToGrid w:val="0"/>
-              <w:spacing w:line="300" w:lineRule="auto"/>
-              <w:jc w:val="center"/>
-              <w:rPr>
-                <w:rFonts w:ascii="標楷體" w:eastAsia="標楷體" w:hAnsi="標楷體" w:cs="新細明體"/>
-                <w:bCs/>
-                <w:szCs w:val="20"/>
-              </w:rPr>
-            </w:pPr>
-            <w:r>
-              <w:rPr>
-                <w:rFonts w:ascii="標楷體" w:eastAsia="標楷體" w:hAnsi="標楷體" w:cs="新細明體" w:hint="eastAsia"/>
-                <w:bCs/>
-                <w:szCs w:val="20"/>
-              </w:rPr>
-              <w:t>{s28}</w:t>
-            </w:r>
-          </w:p>
-        </w:tc>
-        <w:tc>
-          <w:tcPr>
-            <w:tcW w:w="1590" w:type="dxa"/>
-            <w:vMerge/>
-            <w:tcBorders>
-              <w:right w:val="single" w:sz="4" w:space="0" w:color="auto"/>
-            </w:tcBorders>
-          </w:tcPr>
-          <w:p>
-            <w:pPr>
-              <w:adjustRightInd w:val="0"/>
-              <w:snapToGrid w:val="0"/>
-              <w:spacing w:line="300" w:lineRule="auto"/>
-              <w:jc w:val="center"/>
-              <w:rPr>
-                <w:rFonts w:ascii="標楷體" w:eastAsia="標楷體" w:hAnsi="標楷體" w:cs="新細明體"/>
-                <w:bCs/>
-                <w:szCs w:val="20"/>
-              </w:rPr>
-            </w:pPr>
-          </w:p>
-        </w:tc>
-        <w:tc>
-          <w:tcPr>
-            <w:tcW w:w="1591" w:type="dxa"/>
-            <w:vMerge/>
-            <w:tcBorders>
-              <w:left w:val="single" w:sz="4" w:space="0" w:color="auto"/>
-            </w:tcBorders>
-          </w:tcPr>
-          <w:p>
-            <w:pPr>
-              <w:adjustRightInd w:val="0"/>
-              <w:snapToGrid w:val="0"/>
-              <w:spacing w:line="300" w:lineRule="auto"/>
-              <w:jc w:val="center"/>
-              <w:rPr>
-                <w:rFonts w:ascii="標楷體" w:eastAsia="標楷體" w:hAnsi="標楷體" w:cs="新細明體"/>
-                <w:bCs/>
-                <w:szCs w:val="20"/>
-              </w:rPr>
-            </w:pPr>
-          </w:p>
-        </w:tc>
-        <w:tc>
-          <w:tcPr>
-            <w:tcW w:w="1590" w:type="dxa"/>
-            <w:vMerge/>
-            <w:tcBorders>
-              <w:right w:val="single" w:sz="4" w:space="0" w:color="auto"/>
-            </w:tcBorders>
-          </w:tcPr>
-          <w:p>
-            <w:pPr>
-              <w:adjustRightInd w:val="0"/>
-              <w:snapToGrid w:val="0"/>
-              <w:spacing w:line="300" w:lineRule="auto"/>
-              <w:jc w:val="center"/>
-              <w:rPr>
-                <w:rFonts w:ascii="標楷體" w:eastAsia="標楷體" w:hAnsi="標楷體" w:cs="新細明體"/>
-                <w:bCs/>
-                <w:szCs w:val="20"/>
-              </w:rPr>
-            </w:pPr>
-          </w:p>
-        </w:tc>
-        <w:tc>
-          <w:tcPr>
-            <w:tcW w:w="1590" w:type="dxa"/>
-            <w:vMerge/>
-            <w:tcBorders>
-              <w:left w:val="single" w:sz="4" w:space="0" w:color="auto"/>
-            </w:tcBorders>
-          </w:tcPr>
-          <w:p>
-            <w:pPr>
-              <w:adjustRightInd w:val="0"/>
-              <w:snapToGrid w:val="0"/>
-              <w:spacing w:line="300" w:lineRule="auto"/>
-              <w:jc w:val="center"/>
-              <w:rPr>
-                <w:rFonts w:ascii="標楷體" w:eastAsia="標楷體" w:hAnsi="標楷體" w:cs="新細明體"/>
-                <w:bCs/>
-                <w:szCs w:val="20"/>
-              </w:rPr>
-            </w:pPr>
-          </w:p>
-        </w:tc>
-        <w:tc>
-          <w:tcPr>
-            <w:tcW w:w="1590" w:type="dxa"/>
-            <w:vMerge/>
-            <w:tcBorders>
-              <w:right w:val="single" w:sz="4" w:space="0" w:color="auto"/>
-            </w:tcBorders>
-          </w:tcPr>
-          <w:p>
-            <w:pPr>
-              <w:adjustRightInd w:val="0"/>
-              <w:snapToGrid w:val="0"/>
-              <w:spacing w:line="300" w:lineRule="auto"/>
-              <w:jc w:val="center"/>
-              <w:rPr>
-                <w:rFonts w:ascii="標楷體" w:eastAsia="標楷體" w:hAnsi="標楷體" w:cs="新細明體"/>
-                <w:bCs/>
-                <w:szCs w:val="20"/>
-              </w:rPr>
-            </w:pPr>
-          </w:p>
-        </w:tc>
-        <w:tc>
-          <w:tcPr>
-            <w:tcW w:w="1591" w:type="dxa"/>
-            <w:vMerge/>
-            <w:tcBorders>
-              <w:left w:val="single" w:sz="4" w:space="0" w:color="auto"/>
-            </w:tcBorders>
-          </w:tcPr>
-          <w:p>
-            <w:pPr>
-              <w:adjustRightInd w:val="0"/>
-              <w:snapToGrid w:val="0"/>
-              <w:spacing w:line="300" w:lineRule="auto"/>
-              <w:jc w:val="center"/>
-              <w:rPr>
-                <w:rFonts w:ascii="標楷體" w:eastAsia="標楷體" w:hAnsi="標楷體" w:cs="新細明體"/>
-                <w:bCs/>
-                <w:szCs w:val="20"/>
-              </w:rPr>
-            </w:pPr>
+                <w:rFonts w:ascii="標楷體" w:eastAsia="標楷體" w:hAnsi="標楷體" w:cs="新細明體"/>
+                <w:bCs/>
+                <w:szCs w:val="20"/>
+              </w:rPr>
+              <w:t xml:space="preserve">{d28}</w:t>
+            </w:r>
           </w:p>
         </w:tc>
       </w:tr>
@@ -3089,13 +2335,6 @@
               </w:rPr>
               <w:t>二A3</w:t>
             </w:r>
-            <w:r>
-              <w:rPr>
-                <w:rFonts w:ascii="標楷體" w:eastAsia="標楷體" w:hAnsi="標楷體"/>
-                <w:b/>
-                <w:szCs w:val="32"/>
-              </w:rPr>
-            </w:r>
           </w:p>
         </w:tc>
         <w:tc>
@@ -3471,7 +2710,7 @@
       </w:tr>
       <w:tr>
         <w:trPr>
-          <w:trHeight w:val="1950"/>
+          <w:trHeight w:val="4141"/>
         </w:trPr>
         <w:tc>
           <w:tcPr>
@@ -3492,7 +2731,6 @@
         <w:tc>
           <w:tcPr>
             <w:tcW w:w="1590" w:type="dxa"/>
-            <w:vMerge w:val="restart"/>
             <w:tcBorders>
               <w:top w:val="single" w:sz="4" w:space="0" w:color="auto"/>
               <w:right w:val="single" w:sz="4" w:space="0" w:color="auto"/>
@@ -3512,18 +2750,17 @@
             </w:pPr>
             <w:r>
               <w:rPr>
-                <w:rFonts w:ascii="標楷體" w:eastAsia="標楷體" w:hAnsi="標楷體" w:cs="新細明體" w:hint="eastAsia"/>
-                <w:bCs/>
-                <w:szCs w:val="20"/>
-              </w:rPr>
-              <w:t>{s35}</w:t>
-            </w:r>
-          </w:p>
-        </w:tc>
-        <w:tc>
-          <w:tcPr>
-            <w:tcW w:w="1590" w:type="dxa"/>
-            <w:vMerge w:val="restart"/>
+                <w:rFonts w:ascii="標楷體" w:eastAsia="標楷體" w:hAnsi="標楷體" w:cs="新細明體"/>
+                <w:bCs/>
+                <w:szCs w:val="20"/>
+              </w:rPr>
+              <w:t xml:space="preserve">{d29}</w:t>
+            </w:r>
+          </w:p>
+        </w:tc>
+        <w:tc>
+          <w:tcPr>
+            <w:tcW w:w="1590" w:type="dxa"/>
             <w:tcBorders>
               <w:top w:val="single" w:sz="4" w:space="0" w:color="auto"/>
               <w:left w:val="single" w:sz="4" w:space="0" w:color="auto"/>
@@ -3543,18 +2780,17 @@
             </w:pPr>
             <w:r>
               <w:rPr>
-                <w:rFonts w:ascii="標楷體" w:eastAsia="標楷體" w:hAnsi="標楷體" w:cs="新細明體" w:hint="eastAsia"/>
-                <w:bCs/>
-                <w:szCs w:val="20"/>
-              </w:rPr>
-              <w:t>{s36}</w:t>
-            </w:r>
-          </w:p>
-        </w:tc>
-        <w:tc>
-          <w:tcPr>
-            <w:tcW w:w="1590" w:type="dxa"/>
-            <w:vMerge w:val="restart"/>
+                <w:rFonts w:ascii="標楷體" w:eastAsia="標楷體" w:hAnsi="標楷體" w:cs="新細明體"/>
+                <w:bCs/>
+                <w:szCs w:val="20"/>
+              </w:rPr>
+              <w:t xml:space="preserve">{d30}</w:t>
+            </w:r>
+          </w:p>
+        </w:tc>
+        <w:tc>
+          <w:tcPr>
+            <w:tcW w:w="1590" w:type="dxa"/>
             <w:tcBorders>
               <w:top w:val="single" w:sz="4" w:space="0" w:color="auto"/>
               <w:right w:val="single" w:sz="4" w:space="0" w:color="auto"/>
@@ -3574,21 +2810,20 @@
             </w:pPr>
             <w:r>
               <w:rPr>
-                <w:rFonts w:ascii="標楷體" w:eastAsia="標楷體" w:hAnsi="標楷體" w:cs="新細明體" w:hint="eastAsia"/>
-                <w:bCs/>
-                <w:szCs w:val="20"/>
-              </w:rPr>
-              <w:t>{s37}</w:t>
-            </w:r>
-          </w:p>
-        </w:tc>
-        <w:tc>
-          <w:tcPr>
-            <w:tcW w:w="1590" w:type="dxa"/>
-            <w:tcBorders>
-              <w:top w:val="single" w:sz="4" w:space="0" w:color="auto"/>
-              <w:left w:val="single" w:sz="4" w:space="0" w:color="auto"/>
-              <w:bottom w:val="single" w:sz="4" w:space="0" w:color="auto"/>
+                <w:rFonts w:ascii="標楷體" w:eastAsia="標楷體" w:hAnsi="標楷體" w:cs="新細明體"/>
+                <w:bCs/>
+                <w:szCs w:val="20"/>
+              </w:rPr>
+              <w:t xml:space="preserve">{d31}</w:t>
+            </w:r>
+          </w:p>
+        </w:tc>
+        <w:tc>
+          <w:tcPr>
+            <w:tcW w:w="1590" w:type="dxa"/>
+            <w:tcBorders>
+              <w:top w:val="single" w:sz="4" w:space="0" w:color="auto"/>
+              <w:left w:val="single" w:sz="4" w:space="0" w:color="auto"/>
             </w:tcBorders>
           </w:tcPr>
           <w:p>
@@ -3605,18 +2840,17 @@
             </w:pPr>
             <w:r>
               <w:rPr>
-                <w:rFonts w:ascii="標楷體" w:eastAsia="標楷體" w:hAnsi="標楷體" w:cs="新細明體" w:hint="eastAsia"/>
-                <w:bCs/>
-                <w:szCs w:val="20"/>
-              </w:rPr>
-              <w:t>{s38}</w:t>
+                <w:rFonts w:ascii="標楷體" w:eastAsia="標楷體" w:hAnsi="標楷體" w:cs="新細明體"/>
+                <w:bCs/>
+                <w:szCs w:val="20"/>
+              </w:rPr>
+              <w:t xml:space="preserve">{d32}</w:t>
             </w:r>
           </w:p>
         </w:tc>
         <w:tc>
           <w:tcPr>
             <w:tcW w:w="1591" w:type="dxa"/>
-            <w:vMerge w:val="restart"/>
             <w:tcBorders>
               <w:top w:val="single" w:sz="4" w:space="0" w:color="auto"/>
               <w:right w:val="single" w:sz="4" w:space="0" w:color="auto"/>
@@ -3636,18 +2870,17 @@
             </w:pPr>
             <w:r>
               <w:rPr>
-                <w:rFonts w:ascii="標楷體" w:eastAsia="標楷體" w:hAnsi="標楷體" w:cs="新細明體" w:hint="eastAsia"/>
-                <w:bCs/>
-                <w:szCs w:val="20"/>
-              </w:rPr>
-              <w:t>{s40}</w:t>
-            </w:r>
-          </w:p>
-        </w:tc>
-        <w:tc>
-          <w:tcPr>
-            <w:tcW w:w="1590" w:type="dxa"/>
-            <w:vMerge w:val="restart"/>
+                <w:rFonts w:ascii="標楷體" w:eastAsia="標楷體" w:hAnsi="標楷體" w:cs="新細明體"/>
+                <w:bCs/>
+                <w:szCs w:val="20"/>
+              </w:rPr>
+              <w:t xml:space="preserve">{d33}</w:t>
+            </w:r>
+          </w:p>
+        </w:tc>
+        <w:tc>
+          <w:tcPr>
+            <w:tcW w:w="1590" w:type="dxa"/>
             <w:tcBorders>
               <w:top w:val="single" w:sz="4" w:space="0" w:color="auto"/>
               <w:left w:val="single" w:sz="4" w:space="0" w:color="auto"/>
@@ -3667,20 +2900,19 @@
             </w:pPr>
             <w:r>
               <w:rPr>
-                <w:rFonts w:ascii="標楷體" w:eastAsia="標楷體" w:hAnsi="標楷體" w:cs="新細明體" w:hint="eastAsia"/>
-                <w:bCs/>
-                <w:szCs w:val="20"/>
-              </w:rPr>
-              <w:t>{s41}</w:t>
-            </w:r>
-          </w:p>
-        </w:tc>
-        <w:tc>
-          <w:tcPr>
-            <w:tcW w:w="1590" w:type="dxa"/>
-            <w:tcBorders>
-              <w:top w:val="single" w:sz="4" w:space="0" w:color="auto"/>
-              <w:bottom w:val="single" w:sz="4" w:space="0" w:color="auto"/>
+                <w:rFonts w:ascii="標楷體" w:eastAsia="標楷體" w:hAnsi="標楷體" w:cs="新細明體"/>
+                <w:bCs/>
+                <w:szCs w:val="20"/>
+              </w:rPr>
+              <w:t xml:space="preserve">{d34}</w:t>
+            </w:r>
+          </w:p>
+        </w:tc>
+        <w:tc>
+          <w:tcPr>
+            <w:tcW w:w="1590" w:type="dxa"/>
+            <w:tcBorders>
+              <w:top w:val="single" w:sz="4" w:space="0" w:color="auto"/>
               <w:right w:val="single" w:sz="4" w:space="0" w:color="auto"/>
             </w:tcBorders>
           </w:tcPr>
@@ -3698,18 +2930,17 @@
             </w:pPr>
             <w:r>
               <w:rPr>
-                <w:rFonts w:ascii="標楷體" w:eastAsia="標楷體" w:hAnsi="標楷體" w:cs="新細明體" w:hint="eastAsia"/>
-                <w:bCs/>
-                <w:szCs w:val="20"/>
-              </w:rPr>
-              <w:t>{s42}</w:t>
-            </w:r>
-          </w:p>
-        </w:tc>
-        <w:tc>
-          <w:tcPr>
-            <w:tcW w:w="1590" w:type="dxa"/>
-            <w:vMerge w:val="restart"/>
+                <w:rFonts w:ascii="標楷體" w:eastAsia="標楷體" w:hAnsi="標楷體" w:cs="新細明體"/>
+                <w:bCs/>
+                <w:szCs w:val="20"/>
+              </w:rPr>
+              <w:t xml:space="preserve">{d35}</w:t>
+            </w:r>
+          </w:p>
+        </w:tc>
+        <w:tc>
+          <w:tcPr>
+            <w:tcW w:w="1590" w:type="dxa"/>
             <w:tcBorders>
               <w:top w:val="single" w:sz="4" w:space="0" w:color="auto"/>
               <w:left w:val="single" w:sz="4" w:space="0" w:color="auto"/>
@@ -3729,18 +2960,17 @@
             </w:pPr>
             <w:r>
               <w:rPr>
-                <w:rFonts w:ascii="標楷體" w:eastAsia="標楷體" w:hAnsi="標楷體" w:cs="新細明體" w:hint="eastAsia"/>
-                <w:bCs/>
-                <w:szCs w:val="20"/>
-              </w:rPr>
-              <w:t>{s44}</w:t>
-            </w:r>
-          </w:p>
-        </w:tc>
-        <w:tc>
-          <w:tcPr>
-            <w:tcW w:w="1590" w:type="dxa"/>
-            <w:vMerge w:val="restart"/>
+                <w:rFonts w:ascii="標楷體" w:eastAsia="標楷體" w:hAnsi="標楷體" w:cs="新細明體"/>
+                <w:bCs/>
+                <w:szCs w:val="20"/>
+              </w:rPr>
+              <w:t xml:space="preserve">{d36}</w:t>
+            </w:r>
+          </w:p>
+        </w:tc>
+        <w:tc>
+          <w:tcPr>
+            <w:tcW w:w="1590" w:type="dxa"/>
             <w:tcBorders>
               <w:top w:val="single" w:sz="4" w:space="0" w:color="auto"/>
               <w:right w:val="single" w:sz="4" w:space="0" w:color="auto"/>
@@ -3760,11 +2990,11 @@
             </w:pPr>
             <w:r>
               <w:rPr>
-                <w:rFonts w:ascii="標楷體" w:eastAsia="標楷體" w:hAnsi="標楷體" w:cs="新細明體" w:hint="eastAsia"/>
-                <w:bCs/>
-                <w:szCs w:val="20"/>
-              </w:rPr>
-              <w:t>{s45}</w:t>
+                <w:rFonts w:ascii="標楷體" w:eastAsia="標楷體" w:hAnsi="標楷體" w:cs="新細明體"/>
+                <w:bCs/>
+                <w:szCs w:val="20"/>
+              </w:rPr>
+              <w:t xml:space="preserve">{d37}</w:t>
             </w:r>
           </w:p>
         </w:tc>
@@ -3774,7 +3004,6 @@
             <w:tcBorders>
               <w:top w:val="single" w:sz="4" w:space="0" w:color="auto"/>
               <w:left w:val="single" w:sz="4" w:space="0" w:color="auto"/>
-              <w:bottom w:val="single" w:sz="4" w:space="0" w:color="auto"/>
             </w:tcBorders>
           </w:tcPr>
           <w:p>
@@ -3791,18 +3020,17 @@
             </w:pPr>
             <w:r>
               <w:rPr>
-                <w:rFonts w:ascii="標楷體" w:eastAsia="標楷體" w:hAnsi="標楷體" w:cs="新細明體" w:hint="eastAsia"/>
-                <w:bCs/>
-                <w:szCs w:val="20"/>
-              </w:rPr>
-              <w:t>{s46}</w:t>
-            </w:r>
-          </w:p>
-        </w:tc>
-        <w:tc>
-          <w:tcPr>
-            <w:tcW w:w="1590" w:type="dxa"/>
-            <w:vMerge w:val="restart"/>
+                <w:rFonts w:ascii="標楷體" w:eastAsia="標楷體" w:hAnsi="標楷體" w:cs="新細明體"/>
+                <w:bCs/>
+                <w:szCs w:val="20"/>
+              </w:rPr>
+              <w:t xml:space="preserve">{d38}</w:t>
+            </w:r>
+          </w:p>
+        </w:tc>
+        <w:tc>
+          <w:tcPr>
+            <w:tcW w:w="1590" w:type="dxa"/>
             <w:tcBorders>
               <w:top w:val="single" w:sz="4" w:space="0" w:color="auto"/>
               <w:right w:val="single" w:sz="4" w:space="0" w:color="auto"/>
@@ -3822,18 +3050,17 @@
             </w:pPr>
             <w:r>
               <w:rPr>
-                <w:rFonts w:ascii="標楷體" w:eastAsia="標楷體" w:hAnsi="標楷體" w:cs="新細明體" w:hint="eastAsia"/>
-                <w:bCs/>
-                <w:szCs w:val="20"/>
-              </w:rPr>
-              <w:t>{s48}</w:t>
-            </w:r>
-          </w:p>
-        </w:tc>
-        <w:tc>
-          <w:tcPr>
-            <w:tcW w:w="1590" w:type="dxa"/>
-            <w:vMerge w:val="restart"/>
+                <w:rFonts w:ascii="標楷體" w:eastAsia="標楷體" w:hAnsi="標楷體" w:cs="新細明體"/>
+                <w:bCs/>
+                <w:szCs w:val="20"/>
+              </w:rPr>
+              <w:t xml:space="preserve">{d39}</w:t>
+            </w:r>
+          </w:p>
+        </w:tc>
+        <w:tc>
+          <w:tcPr>
+            <w:tcW w:w="1590" w:type="dxa"/>
             <w:tcBorders>
               <w:top w:val="single" w:sz="4" w:space="0" w:color="auto"/>
               <w:left w:val="single" w:sz="4" w:space="0" w:color="auto"/>
@@ -3853,18 +3080,17 @@
             </w:pPr>
             <w:r>
               <w:rPr>
-                <w:rFonts w:ascii="標楷體" w:eastAsia="標楷體" w:hAnsi="標楷體" w:cs="新細明體" w:hint="eastAsia"/>
-                <w:bCs/>
-                <w:szCs w:val="20"/>
-              </w:rPr>
-              <w:t>{s49}</w:t>
-            </w:r>
-          </w:p>
-        </w:tc>
-        <w:tc>
-          <w:tcPr>
-            <w:tcW w:w="1590" w:type="dxa"/>
-            <w:vMerge w:val="restart"/>
+                <w:rFonts w:ascii="標楷體" w:eastAsia="標楷體" w:hAnsi="標楷體" w:cs="新細明體"/>
+                <w:bCs/>
+                <w:szCs w:val="20"/>
+              </w:rPr>
+              <w:t xml:space="preserve">{d40}</w:t>
+            </w:r>
+          </w:p>
+        </w:tc>
+        <w:tc>
+          <w:tcPr>
+            <w:tcW w:w="1590" w:type="dxa"/>
             <w:tcBorders>
               <w:top w:val="single" w:sz="4" w:space="0" w:color="auto"/>
               <w:right w:val="single" w:sz="4" w:space="0" w:color="auto"/>
@@ -3884,18 +3110,17 @@
             </w:pPr>
             <w:r>
               <w:rPr>
-                <w:rFonts w:ascii="標楷體" w:eastAsia="標楷體" w:hAnsi="標楷體" w:cs="新細明體" w:hint="eastAsia"/>
-                <w:bCs/>
-                <w:szCs w:val="20"/>
-              </w:rPr>
-              <w:t>{s50}</w:t>
+                <w:rFonts w:ascii="標楷體" w:eastAsia="標楷體" w:hAnsi="標楷體" w:cs="新細明體"/>
+                <w:bCs/>
+                <w:szCs w:val="20"/>
+              </w:rPr>
+              <w:t xml:space="preserve">{d41}</w:t>
             </w:r>
           </w:p>
         </w:tc>
         <w:tc>
           <w:tcPr>
             <w:tcW w:w="1591" w:type="dxa"/>
-            <w:vMerge w:val="restart"/>
             <w:tcBorders>
               <w:top w:val="single" w:sz="4" w:space="0" w:color="auto"/>
               <w:left w:val="single" w:sz="4" w:space="0" w:color="auto"/>
@@ -3915,356 +3140,12 @@
             </w:pPr>
             <w:r>
               <w:rPr>
-                <w:rFonts w:ascii="標楷體" w:eastAsia="標楷體" w:hAnsi="標楷體" w:cs="新細明體" w:hint="eastAsia"/>
-                <w:bCs/>
-                <w:szCs w:val="20"/>
-              </w:rPr>
-              <w:t>{s51}</w:t>
-            </w:r>
-          </w:p>
-        </w:tc>
-      </w:tr>
-      <w:tr>
-        <w:trPr>
-          <w:trHeight w:val="2101"/>
-        </w:trPr>
-        <w:tc>
-          <w:tcPr>
-            <w:tcW w:w="546" w:type="dxa"/>
-            <w:vMerge/>
-          </w:tcPr>
-          <w:p>
-            <w:pPr>
-              <w:jc w:val="center"/>
-              <w:rPr>
-                <w:rFonts w:ascii="華康平劇體W7" w:eastAsia="華康平劇體W7" w:hAnsi="Arial Black"/>
-                <w:sz w:val="36"/>
-                <w:szCs w:val="28"/>
-              </w:rPr>
-            </w:pPr>
-          </w:p>
-        </w:tc>
-        <w:tc>
-          <w:tcPr>
-            <w:tcW w:w="1590" w:type="dxa"/>
-            <w:vMerge/>
-            <w:tcBorders>
-              <w:right w:val="single" w:sz="4" w:space="0" w:color="auto"/>
-            </w:tcBorders>
-          </w:tcPr>
-          <w:p>
-            <w:pPr>
-              <w:adjustRightInd w:val="0"/>
-              <w:snapToGrid w:val="0"/>
-              <w:spacing w:line="300" w:lineRule="auto"/>
-              <w:jc w:val="center"/>
-              <w:rPr>
-                <w:rFonts w:ascii="標楷體" w:eastAsia="標楷體" w:hAnsi="標楷體" w:cs="新細明體"/>
-                <w:bCs/>
-                <w:szCs w:val="20"/>
-              </w:rPr>
-            </w:pPr>
-          </w:p>
-        </w:tc>
-        <w:tc>
-          <w:tcPr>
-            <w:tcW w:w="1590" w:type="dxa"/>
-            <w:vMerge/>
-            <w:tcBorders>
-              <w:left w:val="single" w:sz="4" w:space="0" w:color="auto"/>
-            </w:tcBorders>
-          </w:tcPr>
-          <w:p>
-            <w:pPr>
-              <w:adjustRightInd w:val="0"/>
-              <w:snapToGrid w:val="0"/>
-              <w:spacing w:line="300" w:lineRule="auto"/>
-              <w:jc w:val="center"/>
-              <w:rPr>
-                <w:rFonts w:ascii="標楷體" w:eastAsia="標楷體" w:hAnsi="標楷體" w:cs="新細明體"/>
-                <w:bCs/>
-                <w:szCs w:val="20"/>
-              </w:rPr>
-            </w:pPr>
-          </w:p>
-        </w:tc>
-        <w:tc>
-          <w:tcPr>
-            <w:tcW w:w="1590" w:type="dxa"/>
-            <w:vMerge/>
-            <w:tcBorders>
-              <w:right w:val="single" w:sz="4" w:space="0" w:color="auto"/>
-            </w:tcBorders>
-          </w:tcPr>
-          <w:p>
-            <w:pPr>
-              <w:adjustRightInd w:val="0"/>
-              <w:snapToGrid w:val="0"/>
-              <w:spacing w:line="300" w:lineRule="auto"/>
-              <w:jc w:val="center"/>
-              <w:rPr>
-                <w:rFonts w:ascii="標楷體" w:eastAsia="標楷體" w:hAnsi="標楷體" w:cs="新細明體"/>
-                <w:bCs/>
-                <w:szCs w:val="20"/>
-              </w:rPr>
-            </w:pPr>
-          </w:p>
-        </w:tc>
-        <w:tc>
-          <w:tcPr>
-            <w:tcW w:w="1590" w:type="dxa"/>
-            <w:tcBorders>
-              <w:top w:val="single" w:sz="4" w:space="0" w:color="auto"/>
-              <w:left w:val="single" w:sz="4" w:space="0" w:color="auto"/>
-            </w:tcBorders>
-          </w:tcPr>
-          <w:p>
-            <w:pPr>
-              <w:adjustRightInd w:val="0"/>
-              <w:snapToGrid w:val="0"/>
-              <w:spacing w:line="300" w:lineRule="auto"/>
-              <w:jc w:val="center"/>
-              <w:rPr>
-                <w:rFonts w:ascii="標楷體" w:eastAsia="標楷體" w:hAnsi="標楷體" w:cs="新細明體"/>
-                <w:bCs/>
-                <w:szCs w:val="20"/>
-              </w:rPr>
-            </w:pPr>
-            <w:r>
-              <w:rPr>
-                <w:rFonts w:ascii="標楷體" w:eastAsia="標楷體" w:hAnsi="標楷體" w:cs="新細明體" w:hint="eastAsia"/>
-                <w:bCs/>
-                <w:szCs w:val="20"/>
-              </w:rPr>
-              <w:t>{s39}</w:t>
-            </w:r>
-          </w:p>
-        </w:tc>
-        <w:tc>
-          <w:tcPr>
-            <w:tcW w:w="1591" w:type="dxa"/>
-            <w:vMerge/>
-            <w:tcBorders>
-              <w:right w:val="single" w:sz="4" w:space="0" w:color="auto"/>
-            </w:tcBorders>
-          </w:tcPr>
-          <w:p>
-            <w:pPr>
-              <w:adjustRightInd w:val="0"/>
-              <w:snapToGrid w:val="0"/>
-              <w:spacing w:line="300" w:lineRule="auto"/>
-              <w:jc w:val="center"/>
-              <w:rPr>
-                <w:rFonts w:ascii="標楷體" w:eastAsia="標楷體" w:hAnsi="標楷體" w:cs="新細明體"/>
-                <w:bCs/>
-                <w:szCs w:val="20"/>
-              </w:rPr>
-            </w:pPr>
-          </w:p>
-        </w:tc>
-        <w:tc>
-          <w:tcPr>
-            <w:tcW w:w="1590" w:type="dxa"/>
-            <w:vMerge/>
-            <w:tcBorders>
-              <w:left w:val="single" w:sz="4" w:space="0" w:color="auto"/>
-            </w:tcBorders>
-          </w:tcPr>
-          <w:p>
-            <w:pPr>
-              <w:adjustRightInd w:val="0"/>
-              <w:snapToGrid w:val="0"/>
-              <w:spacing w:line="300" w:lineRule="auto"/>
-              <w:jc w:val="center"/>
-              <w:rPr>
-                <w:rFonts w:ascii="標楷體" w:eastAsia="標楷體" w:hAnsi="標楷體" w:cs="新細明體"/>
-                <w:bCs/>
-                <w:szCs w:val="20"/>
-              </w:rPr>
-            </w:pPr>
-          </w:p>
-        </w:tc>
-        <w:tc>
-          <w:tcPr>
-            <w:tcW w:w="1590" w:type="dxa"/>
-            <w:tcBorders>
-              <w:top w:val="single" w:sz="4" w:space="0" w:color="auto"/>
-              <w:right w:val="single" w:sz="4" w:space="0" w:color="auto"/>
-            </w:tcBorders>
-          </w:tcPr>
-          <w:p>
-            <w:pPr>
-              <w:adjustRightInd w:val="0"/>
-              <w:snapToGrid w:val="0"/>
-              <w:spacing w:line="300" w:lineRule="auto"/>
-              <w:jc w:val="center"/>
-              <w:rPr>
-                <w:rFonts w:ascii="標楷體" w:eastAsia="標楷體" w:hAnsi="標楷體" w:cs="新細明體"/>
-                <w:bCs/>
-                <w:szCs w:val="20"/>
-              </w:rPr>
-            </w:pPr>
-            <w:r>
-              <w:rPr>
-                <w:rFonts w:ascii="標楷體" w:eastAsia="標楷體" w:hAnsi="標楷體" w:cs="新細明體" w:hint="eastAsia"/>
-                <w:bCs/>
-                <w:szCs w:val="20"/>
-              </w:rPr>
-              <w:t>{s43}</w:t>
-            </w:r>
-          </w:p>
-        </w:tc>
-        <w:tc>
-          <w:tcPr>
-            <w:tcW w:w="1590" w:type="dxa"/>
-            <w:vMerge/>
-            <w:tcBorders>
-              <w:left w:val="single" w:sz="4" w:space="0" w:color="auto"/>
-            </w:tcBorders>
-          </w:tcPr>
-          <w:p>
-            <w:pPr>
-              <w:adjustRightInd w:val="0"/>
-              <w:snapToGrid w:val="0"/>
-              <w:spacing w:line="300" w:lineRule="auto"/>
-              <w:jc w:val="center"/>
-              <w:rPr>
-                <w:rFonts w:ascii="標楷體" w:eastAsia="標楷體" w:hAnsi="標楷體" w:cs="新細明體"/>
-                <w:bCs/>
-                <w:szCs w:val="20"/>
-              </w:rPr>
-            </w:pPr>
-          </w:p>
-        </w:tc>
-        <w:tc>
-          <w:tcPr>
-            <w:tcW w:w="1590" w:type="dxa"/>
-            <w:vMerge/>
-            <w:tcBorders>
-              <w:right w:val="single" w:sz="4" w:space="0" w:color="auto"/>
-            </w:tcBorders>
-          </w:tcPr>
-          <w:p>
-            <w:pPr>
-              <w:adjustRightInd w:val="0"/>
-              <w:snapToGrid w:val="0"/>
-              <w:spacing w:line="300" w:lineRule="auto"/>
-              <w:jc w:val="center"/>
-              <w:rPr>
-                <w:rFonts w:ascii="標楷體" w:eastAsia="標楷體" w:hAnsi="標楷體" w:cs="新細明體"/>
-                <w:bCs/>
-                <w:szCs w:val="20"/>
-              </w:rPr>
-            </w:pPr>
-          </w:p>
-        </w:tc>
-        <w:tc>
-          <w:tcPr>
-            <w:tcW w:w="1591" w:type="dxa"/>
-            <w:tcBorders>
-              <w:top w:val="single" w:sz="4" w:space="0" w:color="auto"/>
-              <w:left w:val="single" w:sz="4" w:space="0" w:color="auto"/>
-            </w:tcBorders>
-          </w:tcPr>
-          <w:p>
-            <w:pPr>
-              <w:adjustRightInd w:val="0"/>
-              <w:snapToGrid w:val="0"/>
-              <w:spacing w:line="300" w:lineRule="auto"/>
-              <w:jc w:val="center"/>
-              <w:rPr>
-                <w:rFonts w:ascii="標楷體" w:eastAsia="標楷體" w:hAnsi="標楷體" w:cs="新細明體"/>
-                <w:bCs/>
-                <w:szCs w:val="20"/>
-              </w:rPr>
-            </w:pPr>
-            <w:r>
-              <w:rPr>
-                <w:rFonts w:ascii="標楷體" w:eastAsia="標楷體" w:hAnsi="標楷體" w:cs="新細明體" w:hint="eastAsia"/>
-                <w:bCs/>
-                <w:szCs w:val="20"/>
-              </w:rPr>
-              <w:t>{s47}</w:t>
-            </w:r>
-          </w:p>
-        </w:tc>
-        <w:tc>
-          <w:tcPr>
-            <w:tcW w:w="1590" w:type="dxa"/>
-            <w:vMerge/>
-            <w:tcBorders>
-              <w:right w:val="single" w:sz="4" w:space="0" w:color="auto"/>
-            </w:tcBorders>
-          </w:tcPr>
-          <w:p>
-            <w:pPr>
-              <w:jc w:val="center"/>
-              <w:rPr>
-                <w:rFonts w:ascii="標楷體" w:eastAsia="標楷體" w:hAnsi="標楷體" w:cs="新細明體"/>
-                <w:bCs/>
-                <w:szCs w:val="20"/>
-              </w:rPr>
-            </w:pPr>
-          </w:p>
-        </w:tc>
-        <w:tc>
-          <w:tcPr>
-            <w:tcW w:w="1590" w:type="dxa"/>
-            <w:vMerge/>
-            <w:tcBorders>
-              <w:left w:val="single" w:sz="4" w:space="0" w:color="auto"/>
-            </w:tcBorders>
-          </w:tcPr>
-          <w:p>
-            <w:pPr>
-              <w:jc w:val="center"/>
-              <w:rPr>
-                <w:rFonts w:ascii="標楷體" w:eastAsia="標楷體" w:hAnsi="標楷體" w:cs="新細明體"/>
-                <w:bCs/>
-                <w:szCs w:val="20"/>
-              </w:rPr>
-            </w:pPr>
-          </w:p>
-        </w:tc>
-        <w:tc>
-          <w:tcPr>
-            <w:tcW w:w="1590" w:type="dxa"/>
-            <w:vMerge/>
-            <w:tcBorders>
-              <w:right w:val="single" w:sz="4" w:space="0" w:color="auto"/>
-            </w:tcBorders>
-          </w:tcPr>
-          <w:p>
-            <w:pPr>
-              <w:jc w:val="center"/>
-              <w:rPr>
-                <w:rFonts w:ascii="標楷體" w:eastAsia="標楷體" w:hAnsi="標楷體" w:cs="新細明體"/>
-                <w:bCs/>
-                <w:szCs w:val="20"/>
-              </w:rPr>
-            </w:pPr>
-          </w:p>
-        </w:tc>
-        <w:tc>
-          <w:tcPr>
-            <w:tcW w:w="1591" w:type="dxa"/>
-            <w:vMerge/>
-            <w:tcBorders>
-              <w:left w:val="single" w:sz="4" w:space="0" w:color="auto"/>
-            </w:tcBorders>
-          </w:tcPr>
-          <w:p>
-            <w:pPr>
-              <w:adjustRightInd w:val="0"/>
-              <w:snapToGrid w:val="0"/>
-              <w:spacing w:line="300" w:lineRule="auto"/>
-              <w:jc w:val="center"/>
-              <w:rPr>
-                <w:rFonts w:ascii="標楷體" w:eastAsia="標楷體" w:hAnsi="標楷體" w:cs="新細明體"/>
-                <w:bCs/>
-                <w:szCs w:val="20"/>
-              </w:rPr>
-            </w:pPr>
+                <w:rFonts w:ascii="標楷體" w:eastAsia="標楷體" w:hAnsi="標楷體" w:cs="新細明體"/>
+                <w:bCs/>
+                <w:szCs w:val="20"/>
+              </w:rPr>
+              <w:t xml:space="preserve">{d42}</w:t>
+            </w:r>
           </w:p>
         </w:tc>
       </w:tr>
